--- a/template2.docx
+++ b/template2.docx
@@ -653,12 +653,7 @@
         <w:t xml:space="preserve">    Окончание работы в _______ часов ___</w:t>
       </w:r>
       <w:r>
-        <w:t>____ ми</w:t>
-      </w:r>
-      <w:bookmarkStart w:id="0" w:name="_GoBack"/>
-      <w:bookmarkEnd w:id="0"/>
-      <w:r>
-        <w:t xml:space="preserve">нут </w:t>
+        <w:t xml:space="preserve">____ минут </w:t>
       </w:r>
       <w:r>
         <w:rPr>
@@ -2058,6 +2053,8 @@
         </w:rPr>
         <w:br w:type="page"/>
       </w:r>
+      <w:bookmarkStart w:id="0" w:name="_GoBack"/>
+      <w:bookmarkEnd w:id="0"/>
     </w:p>
     <w:p>
       <w:pPr>
@@ -4534,7 +4531,19 @@
         <w:autoSpaceDE w:val="0"/>
         <w:autoSpaceDN w:val="0"/>
         <w:adjustRightInd w:val="0"/>
+        <w:jc w:val="both"/>
       </w:pPr>
+      <w:r>
+        <w:t xml:space="preserve">{% </w:t>
+      </w:r>
+      <w:proofErr w:type="spellStart"/>
+      <w:r>
+        <w:t>if</w:t>
+      </w:r>
+      <w:proofErr w:type="spellEnd"/>
+      <w:r>
+        <w:t xml:space="preserve"> show_table18 %}</w:t>
+      </w:r>
     </w:p>
     <w:p>
       <w:pPr>
@@ -4861,24 +4870,109 @@
         </w:tc>
       </w:tr>
     </w:tbl>
+    <w:p/>
     <w:p>
-      <w:pPr>
-        <w:autoSpaceDE w:val="0"/>
-        <w:autoSpaceDN w:val="0"/>
-        <w:adjustRightInd w:val="0"/>
-      </w:pPr>
+      <w:r>
+        <w:t xml:space="preserve">{% </w:t>
+      </w:r>
+      <w:proofErr w:type="spellStart"/>
+      <w:r>
+        <w:t>endif</w:t>
+      </w:r>
+      <w:proofErr w:type="spellEnd"/>
+      <w:r>
+        <w:t xml:space="preserve"> </w:t>
+      </w:r>
+      <w:proofErr w:type="gramStart"/>
+      <w:r>
+        <w:t>%}</w:t>
+      </w:r>
+      <w:r>
+        <w:t>{</w:t>
+      </w:r>
+      <w:proofErr w:type="gramEnd"/>
+      <w:r>
+        <w:t xml:space="preserve">% </w:t>
+      </w:r>
+      <w:r>
+        <w:rPr>
+          <w:lang w:val="en-US"/>
+        </w:rPr>
+        <w:t>if</w:t>
+      </w:r>
+      <w:r>
+        <w:t xml:space="preserve"> </w:t>
+      </w:r>
+      <w:r>
+        <w:rPr>
+          <w:lang w:val="en-US"/>
+        </w:rPr>
+        <w:t>show</w:t>
+      </w:r>
+      <w:r>
+        <w:t>_</w:t>
+      </w:r>
+      <w:r>
+        <w:rPr>
+          <w:lang w:val="en-US"/>
+        </w:rPr>
+        <w:t>table</w:t>
+      </w:r>
+      <w:r>
+        <w:t xml:space="preserve">18 %}19. </w:t>
+      </w:r>
+      <w:r>
+        <w:t>Работы окончены, рабочие места проверены, материалы, инструменты</w:t>
+      </w:r>
+      <w:r>
+        <w:t xml:space="preserve"> </w:t>
+      </w:r>
+      <w:r>
+        <w:t>убраны, персонал выведен</w:t>
+      </w:r>
+      <w:r>
+        <w:t xml:space="preserve">{% </w:t>
+      </w:r>
+      <w:r>
+        <w:rPr>
+          <w:lang w:val="en-US"/>
+        </w:rPr>
+        <w:t>else</w:t>
+      </w:r>
+      <w:r>
+        <w:t xml:space="preserve"> %}</w:t>
+      </w:r>
+    </w:p>
+    <w:p>
+      <w:r>
+        <w:t xml:space="preserve">18. </w:t>
+      </w:r>
+      <w:r>
+        <w:t>Работы окончены, рабочие места проверены, материалы, инструменты</w:t>
+      </w:r>
+      <w:r>
+        <w:t xml:space="preserve"> </w:t>
+      </w:r>
+      <w:r>
+        <w:t>убраны, персонал выведен</w:t>
+      </w:r>
+      <w:r>
+        <w:t xml:space="preserve">{% </w:t>
+      </w:r>
+      <w:r>
+        <w:rPr>
+          <w:lang w:val="en-US"/>
+        </w:rPr>
+        <w:t>endif</w:t>
+      </w:r>
+      <w:r>
+        <w:t xml:space="preserve"> %}</w:t>
+      </w:r>
     </w:p>
     <w:tbl>
       <w:tblPr>
         <w:tblW w:w="10773" w:type="dxa"/>
-        <w:tblBorders>
-          <w:top w:val="single" w:sz="4" w:space="0" w:color="auto"/>
-          <w:left w:val="single" w:sz="4" w:space="0" w:color="auto"/>
-          <w:bottom w:val="single" w:sz="4" w:space="0" w:color="auto"/>
-          <w:right w:val="single" w:sz="4" w:space="0" w:color="auto"/>
-          <w:insideH w:val="single" w:sz="4" w:space="0" w:color="auto"/>
-          <w:insideV w:val="single" w:sz="4" w:space="0" w:color="auto"/>
-        </w:tblBorders>
+        <w:tblInd w:w="-5" w:type="dxa"/>
         <w:tblLook w:val="04A0" w:firstRow="1" w:lastRow="0" w:firstColumn="1" w:lastColumn="0" w:noHBand="0" w:noVBand="1"/>
       </w:tblPr>
       <w:tblGrid>
@@ -4891,12 +4985,6 @@
           <w:tcPr>
             <w:tcW w:w="10773" w:type="dxa"/>
             <w:gridSpan w:val="3"/>
-            <w:tcBorders>
-              <w:top w:val="nil"/>
-              <w:left w:val="nil"/>
-              <w:bottom w:val="nil"/>
-              <w:right w:val="nil"/>
-            </w:tcBorders>
             <w:shd w:val="clear" w:color="auto" w:fill="auto"/>
           </w:tcPr>
           <w:p>
@@ -4905,21 +4993,70 @@
               <w:autoSpaceDN w:val="0"/>
               <w:adjustRightInd w:val="0"/>
               <w:spacing w:before="120"/>
-            </w:pPr>
-            <w:r>
-              <w:t>1</w:t>
-            </w:r>
-            <w:r>
-              <w:t>9</w:t>
-            </w:r>
-            <w:r>
-              <w:t>. Работы окончены, рабочие места проверены, материалы, инструменты</w:t>
+              <w:rPr>
+                <w:b/>
+                <w:u w:val="single"/>
+              </w:rPr>
+            </w:pPr>
+            <w:r>
+              <w:lastRenderedPageBreak/>
+              <w:t xml:space="preserve">Наряд закрыт в _______ часов _______ </w:t>
+            </w:r>
+            <w:proofErr w:type="gramStart"/>
+            <w:r>
+              <w:t xml:space="preserve">минут </w:t>
             </w:r>
             <w:r>
               <w:t xml:space="preserve"> </w:t>
             </w:r>
             <w:r>
-              <w:t>убраны, персонал выведен.</w:t>
+              <w:rPr>
+                <w:b/>
+                <w:u w:val="single"/>
+              </w:rPr>
+              <w:t>{</w:t>
+            </w:r>
+            <w:proofErr w:type="gramEnd"/>
+            <w:r>
+              <w:rPr>
+                <w:b/>
+                <w:u w:val="single"/>
+              </w:rPr>
+              <w:t>{</w:t>
+            </w:r>
+            <w:proofErr w:type="spellStart"/>
+            <w:r>
+              <w:rPr>
+                <w:b/>
+                <w:u w:val="single"/>
+                <w:lang w:val="en-US"/>
+              </w:rPr>
+              <w:t>dataDDMM</w:t>
+            </w:r>
+            <w:proofErr w:type="spellEnd"/>
+            <w:r>
+              <w:rPr>
+                <w:b/>
+                <w:u w:val="single"/>
+              </w:rPr>
+              <w:t>}}.{{</w:t>
+            </w:r>
+            <w:proofErr w:type="spellStart"/>
+            <w:r>
+              <w:rPr>
+                <w:b/>
+                <w:u w:val="single"/>
+                <w:lang w:val="en-US"/>
+              </w:rPr>
+              <w:t>dataYYYY</w:t>
+            </w:r>
+            <w:proofErr w:type="spellEnd"/>
+            <w:r>
+              <w:rPr>
+                <w:b/>
+                <w:u w:val="single"/>
+              </w:rPr>
+              <w:t>}}г.</w:t>
             </w:r>
           </w:p>
         </w:tc>
@@ -4927,85 +5064,61 @@
       <w:tr>
         <w:tc>
           <w:tcPr>
-            <w:tcW w:w="10773" w:type="dxa"/>
-            <w:gridSpan w:val="3"/>
-            <w:tcBorders>
-              <w:top w:val="nil"/>
-              <w:left w:val="nil"/>
-              <w:bottom w:val="nil"/>
-              <w:right w:val="nil"/>
-            </w:tcBorders>
-            <w:shd w:val="clear" w:color="auto" w:fill="auto"/>
-          </w:tcPr>
-          <w:p>
-            <w:pPr>
-              <w:autoSpaceDE w:val="0"/>
-              <w:autoSpaceDN w:val="0"/>
-              <w:adjustRightInd w:val="0"/>
-              <w:spacing w:before="120"/>
-              <w:rPr>
-                <w:b/>
-                <w:u w:val="single"/>
-              </w:rPr>
-            </w:pPr>
-            <w:r>
-              <w:t xml:space="preserve">Наряд закрыт в _______ часов _______ </w:t>
-            </w:r>
-            <w:proofErr w:type="gramStart"/>
-            <w:r>
-              <w:t xml:space="preserve">минут </w:t>
-            </w:r>
-            <w:r>
-              <w:t xml:space="preserve"> </w:t>
-            </w:r>
-            <w:r>
-              <w:rPr>
-                <w:b/>
-                <w:u w:val="single"/>
-              </w:rPr>
-              <w:t>{</w:t>
-            </w:r>
-            <w:proofErr w:type="gramEnd"/>
-            <w:r>
-              <w:rPr>
-                <w:b/>
-                <w:u w:val="single"/>
-              </w:rPr>
-              <w:t>{</w:t>
-            </w:r>
-            <w:proofErr w:type="spellStart"/>
-            <w:r>
+            <w:tcW w:w="6043" w:type="dxa"/>
+            <w:shd w:val="clear" w:color="auto" w:fill="auto"/>
+          </w:tcPr>
+          <w:p>
+            <w:pPr>
+              <w:autoSpaceDE w:val="0"/>
+              <w:autoSpaceDN w:val="0"/>
+              <w:adjustRightInd w:val="0"/>
+            </w:pPr>
+            <w:r>
+              <w:t>Ответственный руководитель работ:</w:t>
+            </w:r>
+          </w:p>
+        </w:tc>
+        <w:tc>
+          <w:tcPr>
+            <w:tcW w:w="2255" w:type="dxa"/>
+            <w:shd w:val="clear" w:color="auto" w:fill="auto"/>
+          </w:tcPr>
+          <w:p>
+            <w:pPr>
+              <w:autoSpaceDE w:val="0"/>
+              <w:autoSpaceDN w:val="0"/>
+              <w:adjustRightInd w:val="0"/>
+              <w:jc w:val="center"/>
               <w:rPr>
                 <w:b/>
                 <w:u w:val="single"/>
                 <w:lang w:val="en-US"/>
               </w:rPr>
-              <w:t>dataDDMM</w:t>
-            </w:r>
-            <w:proofErr w:type="spellEnd"/>
-            <w:r>
-              <w:rPr>
-                <w:b/>
-                <w:u w:val="single"/>
-              </w:rPr>
-              <w:t>}}.{{</w:t>
-            </w:r>
-            <w:proofErr w:type="spellStart"/>
+            </w:pPr>
             <w:r>
               <w:rPr>
                 <w:b/>
                 <w:u w:val="single"/>
                 <w:lang w:val="en-US"/>
               </w:rPr>
-              <w:t>dataYYYY</w:t>
-            </w:r>
-            <w:proofErr w:type="spellEnd"/>
-            <w:r>
-              <w:rPr>
-                <w:b/>
-                <w:u w:val="single"/>
-              </w:rPr>
-              <w:t>}}г.</w:t>
+              <w:t>{{data}}</w:t>
+            </w:r>
+          </w:p>
+        </w:tc>
+        <w:tc>
+          <w:tcPr>
+            <w:tcW w:w="2475" w:type="dxa"/>
+            <w:shd w:val="clear" w:color="auto" w:fill="auto"/>
+          </w:tcPr>
+          <w:p>
+            <w:pPr>
+              <w:autoSpaceDE w:val="0"/>
+              <w:autoSpaceDN w:val="0"/>
+              <w:adjustRightInd w:val="0"/>
+              <w:jc w:val="center"/>
+            </w:pPr>
+            <w:r>
+              <w:t>______________</w:t>
             </w:r>
           </w:p>
         </w:tc>
@@ -5014,78 +5127,67 @@
         <w:tc>
           <w:tcPr>
             <w:tcW w:w="6043" w:type="dxa"/>
-            <w:tcBorders>
-              <w:top w:val="nil"/>
-              <w:left w:val="nil"/>
-              <w:bottom w:val="nil"/>
-              <w:right w:val="nil"/>
-            </w:tcBorders>
-            <w:shd w:val="clear" w:color="auto" w:fill="auto"/>
-          </w:tcPr>
-          <w:p>
-            <w:pPr>
-              <w:autoSpaceDE w:val="0"/>
-              <w:autoSpaceDN w:val="0"/>
-              <w:adjustRightInd w:val="0"/>
-            </w:pPr>
-            <w:r>
-              <w:t>Ответственный руководитель работ:</w:t>
-            </w:r>
+            <w:shd w:val="clear" w:color="auto" w:fill="auto"/>
+          </w:tcPr>
+          <w:p>
+            <w:pPr>
+              <w:autoSpaceDE w:val="0"/>
+              <w:autoSpaceDN w:val="0"/>
+              <w:adjustRightInd w:val="0"/>
+              <w:rPr>
+                <w:sz w:val="16"/>
+                <w:szCs w:val="16"/>
+              </w:rPr>
+            </w:pPr>
           </w:p>
         </w:tc>
         <w:tc>
           <w:tcPr>
             <w:tcW w:w="2255" w:type="dxa"/>
-            <w:tcBorders>
-              <w:top w:val="nil"/>
-              <w:left w:val="nil"/>
-              <w:bottom w:val="nil"/>
-              <w:right w:val="nil"/>
-            </w:tcBorders>
-            <w:shd w:val="clear" w:color="auto" w:fill="auto"/>
-          </w:tcPr>
-          <w:p>
-            <w:pPr>
-              <w:autoSpaceDE w:val="0"/>
-              <w:autoSpaceDN w:val="0"/>
-              <w:adjustRightInd w:val="0"/>
-              <w:jc w:val="center"/>
-              <w:rPr>
-                <w:b/>
-                <w:u w:val="single"/>
-                <w:lang w:val="en-US"/>
-              </w:rPr>
-            </w:pPr>
-            <w:r>
-              <w:rPr>
-                <w:b/>
-                <w:u w:val="single"/>
-                <w:lang w:val="en-US"/>
-              </w:rPr>
-              <w:t>{{data}}</w:t>
+            <w:shd w:val="clear" w:color="auto" w:fill="auto"/>
+          </w:tcPr>
+          <w:p>
+            <w:pPr>
+              <w:autoSpaceDE w:val="0"/>
+              <w:autoSpaceDN w:val="0"/>
+              <w:adjustRightInd w:val="0"/>
+              <w:jc w:val="center"/>
+              <w:rPr>
+                <w:sz w:val="16"/>
+                <w:szCs w:val="16"/>
+              </w:rPr>
+            </w:pPr>
+            <w:r>
+              <w:rPr>
+                <w:sz w:val="16"/>
+                <w:szCs w:val="16"/>
+              </w:rPr>
+              <w:t>дата</w:t>
             </w:r>
           </w:p>
         </w:tc>
         <w:tc>
           <w:tcPr>
             <w:tcW w:w="2475" w:type="dxa"/>
-            <w:tcBorders>
-              <w:top w:val="nil"/>
-              <w:left w:val="nil"/>
-              <w:bottom w:val="nil"/>
-              <w:right w:val="nil"/>
-            </w:tcBorders>
-            <w:shd w:val="clear" w:color="auto" w:fill="auto"/>
-          </w:tcPr>
-          <w:p>
-            <w:pPr>
-              <w:autoSpaceDE w:val="0"/>
-              <w:autoSpaceDN w:val="0"/>
-              <w:adjustRightInd w:val="0"/>
-              <w:jc w:val="center"/>
-            </w:pPr>
-            <w:r>
-              <w:t>______________</w:t>
+            <w:shd w:val="clear" w:color="auto" w:fill="auto"/>
+          </w:tcPr>
+          <w:p>
+            <w:pPr>
+              <w:autoSpaceDE w:val="0"/>
+              <w:autoSpaceDN w:val="0"/>
+              <w:adjustRightInd w:val="0"/>
+              <w:jc w:val="center"/>
+              <w:rPr>
+                <w:sz w:val="16"/>
+                <w:szCs w:val="16"/>
+              </w:rPr>
+            </w:pPr>
+            <w:r>
+              <w:rPr>
+                <w:sz w:val="16"/>
+                <w:szCs w:val="16"/>
+              </w:rPr>
+              <w:t>подпись</w:t>
             </w:r>
           </w:p>
         </w:tc>
@@ -5094,85 +5196,60 @@
         <w:tc>
           <w:tcPr>
             <w:tcW w:w="6043" w:type="dxa"/>
-            <w:tcBorders>
-              <w:top w:val="nil"/>
-              <w:left w:val="nil"/>
-              <w:bottom w:val="nil"/>
-              <w:right w:val="nil"/>
-            </w:tcBorders>
-            <w:shd w:val="clear" w:color="auto" w:fill="auto"/>
-          </w:tcPr>
-          <w:p>
-            <w:pPr>
-              <w:autoSpaceDE w:val="0"/>
-              <w:autoSpaceDN w:val="0"/>
-              <w:adjustRightInd w:val="0"/>
-              <w:rPr>
-                <w:sz w:val="16"/>
-                <w:szCs w:val="16"/>
-              </w:rPr>
-            </w:pPr>
+            <w:shd w:val="clear" w:color="auto" w:fill="auto"/>
+          </w:tcPr>
+          <w:p>
+            <w:pPr>
+              <w:autoSpaceDE w:val="0"/>
+              <w:autoSpaceDN w:val="0"/>
+              <w:adjustRightInd w:val="0"/>
+            </w:pPr>
+            <w:r>
+              <w:t>Ответственный за проведение радиационного контроля:</w:t>
+            </w:r>
           </w:p>
         </w:tc>
         <w:tc>
           <w:tcPr>
             <w:tcW w:w="2255" w:type="dxa"/>
-            <w:tcBorders>
-              <w:top w:val="nil"/>
-              <w:left w:val="nil"/>
-              <w:bottom w:val="nil"/>
-              <w:right w:val="nil"/>
-            </w:tcBorders>
-            <w:shd w:val="clear" w:color="auto" w:fill="auto"/>
-          </w:tcPr>
-          <w:p>
-            <w:pPr>
-              <w:autoSpaceDE w:val="0"/>
-              <w:autoSpaceDN w:val="0"/>
-              <w:adjustRightInd w:val="0"/>
-              <w:jc w:val="center"/>
-              <w:rPr>
-                <w:sz w:val="16"/>
-                <w:szCs w:val="16"/>
-              </w:rPr>
-            </w:pPr>
-            <w:r>
-              <w:rPr>
-                <w:sz w:val="16"/>
-                <w:szCs w:val="16"/>
-              </w:rPr>
-              <w:t>дата</w:t>
+            <w:shd w:val="clear" w:color="auto" w:fill="auto"/>
+          </w:tcPr>
+          <w:p>
+            <w:pPr>
+              <w:autoSpaceDE w:val="0"/>
+              <w:autoSpaceDN w:val="0"/>
+              <w:adjustRightInd w:val="0"/>
+              <w:jc w:val="center"/>
+              <w:rPr>
+                <w:b/>
+                <w:u w:val="single"/>
+                <w:lang w:val="en-US"/>
+              </w:rPr>
+            </w:pPr>
+            <w:r>
+              <w:rPr>
+                <w:b/>
+                <w:u w:val="single"/>
+                <w:lang w:val="en-US"/>
+              </w:rPr>
+              <w:t>{{data}}</w:t>
             </w:r>
           </w:p>
         </w:tc>
         <w:tc>
           <w:tcPr>
             <w:tcW w:w="2475" w:type="dxa"/>
-            <w:tcBorders>
-              <w:top w:val="nil"/>
-              <w:left w:val="nil"/>
-              <w:bottom w:val="nil"/>
-              <w:right w:val="nil"/>
-            </w:tcBorders>
-            <w:shd w:val="clear" w:color="auto" w:fill="auto"/>
-          </w:tcPr>
-          <w:p>
-            <w:pPr>
-              <w:autoSpaceDE w:val="0"/>
-              <w:autoSpaceDN w:val="0"/>
-              <w:adjustRightInd w:val="0"/>
-              <w:jc w:val="center"/>
-              <w:rPr>
-                <w:sz w:val="16"/>
-                <w:szCs w:val="16"/>
-              </w:rPr>
-            </w:pPr>
-            <w:r>
-              <w:rPr>
-                <w:sz w:val="16"/>
-                <w:szCs w:val="16"/>
-              </w:rPr>
-              <w:t>подпись</w:t>
+            <w:shd w:val="clear" w:color="auto" w:fill="auto"/>
+          </w:tcPr>
+          <w:p>
+            <w:pPr>
+              <w:autoSpaceDE w:val="0"/>
+              <w:autoSpaceDN w:val="0"/>
+              <w:adjustRightInd w:val="0"/>
+              <w:jc w:val="center"/>
+            </w:pPr>
+            <w:r>
+              <w:t>______________</w:t>
             </w:r>
           </w:p>
         </w:tc>
@@ -5181,78 +5258,67 @@
         <w:tc>
           <w:tcPr>
             <w:tcW w:w="6043" w:type="dxa"/>
-            <w:tcBorders>
-              <w:top w:val="nil"/>
-              <w:left w:val="nil"/>
-              <w:bottom w:val="nil"/>
-              <w:right w:val="nil"/>
-            </w:tcBorders>
-            <w:shd w:val="clear" w:color="auto" w:fill="auto"/>
-          </w:tcPr>
-          <w:p>
-            <w:pPr>
-              <w:autoSpaceDE w:val="0"/>
-              <w:autoSpaceDN w:val="0"/>
-              <w:adjustRightInd w:val="0"/>
-            </w:pPr>
-            <w:r>
-              <w:t>Ответственный за проведение радиационного контроля:</w:t>
-            </w:r>
+            <w:shd w:val="clear" w:color="auto" w:fill="auto"/>
+          </w:tcPr>
+          <w:p>
+            <w:pPr>
+              <w:autoSpaceDE w:val="0"/>
+              <w:autoSpaceDN w:val="0"/>
+              <w:adjustRightInd w:val="0"/>
+              <w:rPr>
+                <w:sz w:val="16"/>
+                <w:szCs w:val="16"/>
+              </w:rPr>
+            </w:pPr>
           </w:p>
         </w:tc>
         <w:tc>
           <w:tcPr>
             <w:tcW w:w="2255" w:type="dxa"/>
-            <w:tcBorders>
-              <w:top w:val="nil"/>
-              <w:left w:val="nil"/>
-              <w:bottom w:val="nil"/>
-              <w:right w:val="nil"/>
-            </w:tcBorders>
-            <w:shd w:val="clear" w:color="auto" w:fill="auto"/>
-          </w:tcPr>
-          <w:p>
-            <w:pPr>
-              <w:autoSpaceDE w:val="0"/>
-              <w:autoSpaceDN w:val="0"/>
-              <w:adjustRightInd w:val="0"/>
-              <w:jc w:val="center"/>
-              <w:rPr>
-                <w:b/>
-                <w:u w:val="single"/>
-                <w:lang w:val="en-US"/>
-              </w:rPr>
-            </w:pPr>
-            <w:r>
-              <w:rPr>
-                <w:b/>
-                <w:u w:val="single"/>
-                <w:lang w:val="en-US"/>
-              </w:rPr>
-              <w:t>{{data}}</w:t>
+            <w:shd w:val="clear" w:color="auto" w:fill="auto"/>
+          </w:tcPr>
+          <w:p>
+            <w:pPr>
+              <w:autoSpaceDE w:val="0"/>
+              <w:autoSpaceDN w:val="0"/>
+              <w:adjustRightInd w:val="0"/>
+              <w:jc w:val="center"/>
+              <w:rPr>
+                <w:sz w:val="16"/>
+                <w:szCs w:val="16"/>
+              </w:rPr>
+            </w:pPr>
+            <w:r>
+              <w:rPr>
+                <w:sz w:val="16"/>
+                <w:szCs w:val="16"/>
+              </w:rPr>
+              <w:t>дата</w:t>
             </w:r>
           </w:p>
         </w:tc>
         <w:tc>
           <w:tcPr>
             <w:tcW w:w="2475" w:type="dxa"/>
-            <w:tcBorders>
-              <w:top w:val="nil"/>
-              <w:left w:val="nil"/>
-              <w:bottom w:val="nil"/>
-              <w:right w:val="nil"/>
-            </w:tcBorders>
-            <w:shd w:val="clear" w:color="auto" w:fill="auto"/>
-          </w:tcPr>
-          <w:p>
-            <w:pPr>
-              <w:autoSpaceDE w:val="0"/>
-              <w:autoSpaceDN w:val="0"/>
-              <w:adjustRightInd w:val="0"/>
-              <w:jc w:val="center"/>
-            </w:pPr>
-            <w:r>
-              <w:t>______________</w:t>
+            <w:shd w:val="clear" w:color="auto" w:fill="auto"/>
+          </w:tcPr>
+          <w:p>
+            <w:pPr>
+              <w:autoSpaceDE w:val="0"/>
+              <w:autoSpaceDN w:val="0"/>
+              <w:adjustRightInd w:val="0"/>
+              <w:jc w:val="center"/>
+              <w:rPr>
+                <w:sz w:val="16"/>
+                <w:szCs w:val="16"/>
+              </w:rPr>
+            </w:pPr>
+            <w:r>
+              <w:rPr>
+                <w:sz w:val="16"/>
+                <w:szCs w:val="16"/>
+              </w:rPr>
+              <w:t>подпись</w:t>
             </w:r>
           </w:p>
         </w:tc>
@@ -5261,85 +5327,60 @@
         <w:tc>
           <w:tcPr>
             <w:tcW w:w="6043" w:type="dxa"/>
-            <w:tcBorders>
-              <w:top w:val="nil"/>
-              <w:left w:val="nil"/>
-              <w:bottom w:val="nil"/>
-              <w:right w:val="nil"/>
-            </w:tcBorders>
-            <w:shd w:val="clear" w:color="auto" w:fill="auto"/>
-          </w:tcPr>
-          <w:p>
-            <w:pPr>
-              <w:autoSpaceDE w:val="0"/>
-              <w:autoSpaceDN w:val="0"/>
-              <w:adjustRightInd w:val="0"/>
-              <w:rPr>
-                <w:sz w:val="16"/>
-                <w:szCs w:val="16"/>
-              </w:rPr>
-            </w:pPr>
+            <w:shd w:val="clear" w:color="auto" w:fill="auto"/>
+          </w:tcPr>
+          <w:p>
+            <w:pPr>
+              <w:autoSpaceDE w:val="0"/>
+              <w:autoSpaceDN w:val="0"/>
+              <w:adjustRightInd w:val="0"/>
+            </w:pPr>
+            <w:r>
+              <w:t>Ответственный исполнитель работ:</w:t>
+            </w:r>
           </w:p>
         </w:tc>
         <w:tc>
           <w:tcPr>
             <w:tcW w:w="2255" w:type="dxa"/>
-            <w:tcBorders>
-              <w:top w:val="nil"/>
-              <w:left w:val="nil"/>
-              <w:bottom w:val="nil"/>
-              <w:right w:val="nil"/>
-            </w:tcBorders>
-            <w:shd w:val="clear" w:color="auto" w:fill="auto"/>
-          </w:tcPr>
-          <w:p>
-            <w:pPr>
-              <w:autoSpaceDE w:val="0"/>
-              <w:autoSpaceDN w:val="0"/>
-              <w:adjustRightInd w:val="0"/>
-              <w:jc w:val="center"/>
-              <w:rPr>
-                <w:sz w:val="16"/>
-                <w:szCs w:val="16"/>
-              </w:rPr>
-            </w:pPr>
-            <w:r>
-              <w:rPr>
-                <w:sz w:val="16"/>
-                <w:szCs w:val="16"/>
-              </w:rPr>
-              <w:t>дата</w:t>
+            <w:shd w:val="clear" w:color="auto" w:fill="auto"/>
+          </w:tcPr>
+          <w:p>
+            <w:pPr>
+              <w:autoSpaceDE w:val="0"/>
+              <w:autoSpaceDN w:val="0"/>
+              <w:adjustRightInd w:val="0"/>
+              <w:jc w:val="center"/>
+              <w:rPr>
+                <w:b/>
+                <w:u w:val="single"/>
+                <w:lang w:val="en-US"/>
+              </w:rPr>
+            </w:pPr>
+            <w:r>
+              <w:rPr>
+                <w:b/>
+                <w:u w:val="single"/>
+                <w:lang w:val="en-US"/>
+              </w:rPr>
+              <w:t>{{data}}</w:t>
             </w:r>
           </w:p>
         </w:tc>
         <w:tc>
           <w:tcPr>
             <w:tcW w:w="2475" w:type="dxa"/>
-            <w:tcBorders>
-              <w:top w:val="nil"/>
-              <w:left w:val="nil"/>
-              <w:bottom w:val="nil"/>
-              <w:right w:val="nil"/>
-            </w:tcBorders>
-            <w:shd w:val="clear" w:color="auto" w:fill="auto"/>
-          </w:tcPr>
-          <w:p>
-            <w:pPr>
-              <w:autoSpaceDE w:val="0"/>
-              <w:autoSpaceDN w:val="0"/>
-              <w:adjustRightInd w:val="0"/>
-              <w:jc w:val="center"/>
-              <w:rPr>
-                <w:sz w:val="16"/>
-                <w:szCs w:val="16"/>
-              </w:rPr>
-            </w:pPr>
-            <w:r>
-              <w:rPr>
-                <w:sz w:val="16"/>
-                <w:szCs w:val="16"/>
-              </w:rPr>
-              <w:t>подпись</w:t>
+            <w:shd w:val="clear" w:color="auto" w:fill="auto"/>
+          </w:tcPr>
+          <w:p>
+            <w:pPr>
+              <w:autoSpaceDE w:val="0"/>
+              <w:autoSpaceDN w:val="0"/>
+              <w:adjustRightInd w:val="0"/>
+              <w:jc w:val="center"/>
+            </w:pPr>
+            <w:r>
+              <w:t>______________</w:t>
             </w:r>
           </w:p>
         </w:tc>
@@ -5348,78 +5389,67 @@
         <w:tc>
           <w:tcPr>
             <w:tcW w:w="6043" w:type="dxa"/>
-            <w:tcBorders>
-              <w:top w:val="nil"/>
-              <w:left w:val="nil"/>
-              <w:bottom w:val="nil"/>
-              <w:right w:val="nil"/>
-            </w:tcBorders>
-            <w:shd w:val="clear" w:color="auto" w:fill="auto"/>
-          </w:tcPr>
-          <w:p>
-            <w:pPr>
-              <w:autoSpaceDE w:val="0"/>
-              <w:autoSpaceDN w:val="0"/>
-              <w:adjustRightInd w:val="0"/>
-            </w:pPr>
-            <w:r>
-              <w:t>Ответственный исполнитель работ:</w:t>
-            </w:r>
+            <w:shd w:val="clear" w:color="auto" w:fill="auto"/>
+          </w:tcPr>
+          <w:p>
+            <w:pPr>
+              <w:autoSpaceDE w:val="0"/>
+              <w:autoSpaceDN w:val="0"/>
+              <w:adjustRightInd w:val="0"/>
+              <w:rPr>
+                <w:sz w:val="16"/>
+                <w:szCs w:val="16"/>
+              </w:rPr>
+            </w:pPr>
           </w:p>
         </w:tc>
         <w:tc>
           <w:tcPr>
             <w:tcW w:w="2255" w:type="dxa"/>
-            <w:tcBorders>
-              <w:top w:val="nil"/>
-              <w:left w:val="nil"/>
-              <w:bottom w:val="nil"/>
-              <w:right w:val="nil"/>
-            </w:tcBorders>
-            <w:shd w:val="clear" w:color="auto" w:fill="auto"/>
-          </w:tcPr>
-          <w:p>
-            <w:pPr>
-              <w:autoSpaceDE w:val="0"/>
-              <w:autoSpaceDN w:val="0"/>
-              <w:adjustRightInd w:val="0"/>
-              <w:jc w:val="center"/>
-              <w:rPr>
-                <w:b/>
-                <w:u w:val="single"/>
-                <w:lang w:val="en-US"/>
-              </w:rPr>
-            </w:pPr>
-            <w:r>
-              <w:rPr>
-                <w:b/>
-                <w:u w:val="single"/>
-                <w:lang w:val="en-US"/>
-              </w:rPr>
-              <w:t>{{data}}</w:t>
+            <w:shd w:val="clear" w:color="auto" w:fill="auto"/>
+          </w:tcPr>
+          <w:p>
+            <w:pPr>
+              <w:autoSpaceDE w:val="0"/>
+              <w:autoSpaceDN w:val="0"/>
+              <w:adjustRightInd w:val="0"/>
+              <w:jc w:val="center"/>
+              <w:rPr>
+                <w:sz w:val="16"/>
+                <w:szCs w:val="16"/>
+              </w:rPr>
+            </w:pPr>
+            <w:r>
+              <w:rPr>
+                <w:sz w:val="16"/>
+                <w:szCs w:val="16"/>
+              </w:rPr>
+              <w:t>дата</w:t>
             </w:r>
           </w:p>
         </w:tc>
         <w:tc>
           <w:tcPr>
             <w:tcW w:w="2475" w:type="dxa"/>
-            <w:tcBorders>
-              <w:top w:val="nil"/>
-              <w:left w:val="nil"/>
-              <w:bottom w:val="nil"/>
-              <w:right w:val="nil"/>
-            </w:tcBorders>
-            <w:shd w:val="clear" w:color="auto" w:fill="auto"/>
-          </w:tcPr>
-          <w:p>
-            <w:pPr>
-              <w:autoSpaceDE w:val="0"/>
-              <w:autoSpaceDN w:val="0"/>
-              <w:adjustRightInd w:val="0"/>
-              <w:jc w:val="center"/>
-            </w:pPr>
-            <w:r>
-              <w:t>______________</w:t>
+            <w:shd w:val="clear" w:color="auto" w:fill="auto"/>
+          </w:tcPr>
+          <w:p>
+            <w:pPr>
+              <w:autoSpaceDE w:val="0"/>
+              <w:autoSpaceDN w:val="0"/>
+              <w:adjustRightInd w:val="0"/>
+              <w:jc w:val="center"/>
+              <w:rPr>
+                <w:sz w:val="16"/>
+                <w:szCs w:val="16"/>
+              </w:rPr>
+            </w:pPr>
+            <w:r>
+              <w:rPr>
+                <w:sz w:val="16"/>
+                <w:szCs w:val="16"/>
+              </w:rPr>
+              <w:t>подпись</w:t>
             </w:r>
           </w:p>
         </w:tc>
@@ -5428,85 +5458,60 @@
         <w:tc>
           <w:tcPr>
             <w:tcW w:w="6043" w:type="dxa"/>
-            <w:tcBorders>
-              <w:top w:val="nil"/>
-              <w:left w:val="nil"/>
-              <w:bottom w:val="nil"/>
-              <w:right w:val="nil"/>
-            </w:tcBorders>
-            <w:shd w:val="clear" w:color="auto" w:fill="auto"/>
-          </w:tcPr>
-          <w:p>
-            <w:pPr>
-              <w:autoSpaceDE w:val="0"/>
-              <w:autoSpaceDN w:val="0"/>
-              <w:adjustRightInd w:val="0"/>
-              <w:rPr>
-                <w:sz w:val="16"/>
-                <w:szCs w:val="16"/>
-              </w:rPr>
-            </w:pPr>
+            <w:shd w:val="clear" w:color="auto" w:fill="auto"/>
+          </w:tcPr>
+          <w:p>
+            <w:pPr>
+              <w:autoSpaceDE w:val="0"/>
+              <w:autoSpaceDN w:val="0"/>
+              <w:adjustRightInd w:val="0"/>
+            </w:pPr>
+            <w:r>
+              <w:t>Ответственное лицо подразделения:</w:t>
+            </w:r>
           </w:p>
         </w:tc>
         <w:tc>
           <w:tcPr>
             <w:tcW w:w="2255" w:type="dxa"/>
-            <w:tcBorders>
-              <w:top w:val="nil"/>
-              <w:left w:val="nil"/>
-              <w:bottom w:val="nil"/>
-              <w:right w:val="nil"/>
-            </w:tcBorders>
-            <w:shd w:val="clear" w:color="auto" w:fill="auto"/>
-          </w:tcPr>
-          <w:p>
-            <w:pPr>
-              <w:autoSpaceDE w:val="0"/>
-              <w:autoSpaceDN w:val="0"/>
-              <w:adjustRightInd w:val="0"/>
-              <w:jc w:val="center"/>
-              <w:rPr>
-                <w:sz w:val="16"/>
-                <w:szCs w:val="16"/>
-              </w:rPr>
-            </w:pPr>
-            <w:r>
-              <w:rPr>
-                <w:sz w:val="16"/>
-                <w:szCs w:val="16"/>
-              </w:rPr>
-              <w:t>дата</w:t>
+            <w:shd w:val="clear" w:color="auto" w:fill="auto"/>
+          </w:tcPr>
+          <w:p>
+            <w:pPr>
+              <w:autoSpaceDE w:val="0"/>
+              <w:autoSpaceDN w:val="0"/>
+              <w:adjustRightInd w:val="0"/>
+              <w:jc w:val="center"/>
+              <w:rPr>
+                <w:b/>
+                <w:u w:val="single"/>
+                <w:lang w:val="en-US"/>
+              </w:rPr>
+            </w:pPr>
+            <w:r>
+              <w:rPr>
+                <w:b/>
+                <w:u w:val="single"/>
+                <w:lang w:val="en-US"/>
+              </w:rPr>
+              <w:t>{{data}}</w:t>
             </w:r>
           </w:p>
         </w:tc>
         <w:tc>
           <w:tcPr>
             <w:tcW w:w="2475" w:type="dxa"/>
-            <w:tcBorders>
-              <w:top w:val="nil"/>
-              <w:left w:val="nil"/>
-              <w:bottom w:val="nil"/>
-              <w:right w:val="nil"/>
-            </w:tcBorders>
-            <w:shd w:val="clear" w:color="auto" w:fill="auto"/>
-          </w:tcPr>
-          <w:p>
-            <w:pPr>
-              <w:autoSpaceDE w:val="0"/>
-              <w:autoSpaceDN w:val="0"/>
-              <w:adjustRightInd w:val="0"/>
-              <w:jc w:val="center"/>
-              <w:rPr>
-                <w:sz w:val="16"/>
-                <w:szCs w:val="16"/>
-              </w:rPr>
-            </w:pPr>
-            <w:r>
-              <w:rPr>
-                <w:sz w:val="16"/>
-                <w:szCs w:val="16"/>
-              </w:rPr>
-              <w:t>подпись</w:t>
+            <w:shd w:val="clear" w:color="auto" w:fill="auto"/>
+          </w:tcPr>
+          <w:p>
+            <w:pPr>
+              <w:autoSpaceDE w:val="0"/>
+              <w:autoSpaceDN w:val="0"/>
+              <w:adjustRightInd w:val="0"/>
+              <w:jc w:val="center"/>
+            </w:pPr>
+            <w:r>
+              <w:t>______________</w:t>
             </w:r>
           </w:p>
         </w:tc>
@@ -5515,146 +5520,48 @@
         <w:tc>
           <w:tcPr>
             <w:tcW w:w="6043" w:type="dxa"/>
-            <w:tcBorders>
-              <w:top w:val="nil"/>
-              <w:left w:val="nil"/>
-              <w:bottom w:val="nil"/>
-              <w:right w:val="nil"/>
-            </w:tcBorders>
-            <w:shd w:val="clear" w:color="auto" w:fill="auto"/>
-          </w:tcPr>
-          <w:p>
-            <w:pPr>
-              <w:autoSpaceDE w:val="0"/>
-              <w:autoSpaceDN w:val="0"/>
-              <w:adjustRightInd w:val="0"/>
-            </w:pPr>
-            <w:r>
-              <w:t>Ответственное лицо подразделения:</w:t>
-            </w:r>
+            <w:shd w:val="clear" w:color="auto" w:fill="auto"/>
+          </w:tcPr>
+          <w:p>
+            <w:pPr>
+              <w:autoSpaceDE w:val="0"/>
+              <w:autoSpaceDN w:val="0"/>
+              <w:adjustRightInd w:val="0"/>
+              <w:rPr>
+                <w:sz w:val="16"/>
+                <w:szCs w:val="16"/>
+              </w:rPr>
+            </w:pPr>
           </w:p>
         </w:tc>
         <w:tc>
           <w:tcPr>
             <w:tcW w:w="2255" w:type="dxa"/>
-            <w:tcBorders>
-              <w:top w:val="nil"/>
-              <w:left w:val="nil"/>
-              <w:bottom w:val="nil"/>
-              <w:right w:val="nil"/>
-            </w:tcBorders>
-            <w:shd w:val="clear" w:color="auto" w:fill="auto"/>
-          </w:tcPr>
-          <w:p>
-            <w:pPr>
-              <w:autoSpaceDE w:val="0"/>
-              <w:autoSpaceDN w:val="0"/>
-              <w:adjustRightInd w:val="0"/>
-              <w:jc w:val="center"/>
-              <w:rPr>
-                <w:b/>
-                <w:u w:val="single"/>
-                <w:lang w:val="en-US"/>
-              </w:rPr>
-            </w:pPr>
-            <w:r>
-              <w:rPr>
-                <w:b/>
-                <w:u w:val="single"/>
-                <w:lang w:val="en-US"/>
-              </w:rPr>
-              <w:t>{{data}}</w:t>
+            <w:shd w:val="clear" w:color="auto" w:fill="auto"/>
+          </w:tcPr>
+          <w:p>
+            <w:pPr>
+              <w:autoSpaceDE w:val="0"/>
+              <w:autoSpaceDN w:val="0"/>
+              <w:adjustRightInd w:val="0"/>
+              <w:jc w:val="center"/>
+              <w:rPr>
+                <w:sz w:val="16"/>
+                <w:szCs w:val="16"/>
+              </w:rPr>
+            </w:pPr>
+            <w:r>
+              <w:rPr>
+                <w:sz w:val="16"/>
+                <w:szCs w:val="16"/>
+              </w:rPr>
+              <w:t>дата</w:t>
             </w:r>
           </w:p>
         </w:tc>
         <w:tc>
           <w:tcPr>
             <w:tcW w:w="2475" w:type="dxa"/>
-            <w:tcBorders>
-              <w:top w:val="nil"/>
-              <w:left w:val="nil"/>
-              <w:bottom w:val="nil"/>
-              <w:right w:val="nil"/>
-            </w:tcBorders>
-            <w:shd w:val="clear" w:color="auto" w:fill="auto"/>
-          </w:tcPr>
-          <w:p>
-            <w:pPr>
-              <w:autoSpaceDE w:val="0"/>
-              <w:autoSpaceDN w:val="0"/>
-              <w:adjustRightInd w:val="0"/>
-              <w:jc w:val="center"/>
-            </w:pPr>
-            <w:r>
-              <w:t>______________</w:t>
-            </w:r>
-          </w:p>
-        </w:tc>
-      </w:tr>
-      <w:tr>
-        <w:tc>
-          <w:tcPr>
-            <w:tcW w:w="6043" w:type="dxa"/>
-            <w:tcBorders>
-              <w:top w:val="nil"/>
-              <w:left w:val="nil"/>
-              <w:bottom w:val="nil"/>
-              <w:right w:val="nil"/>
-            </w:tcBorders>
-            <w:shd w:val="clear" w:color="auto" w:fill="auto"/>
-          </w:tcPr>
-          <w:p>
-            <w:pPr>
-              <w:autoSpaceDE w:val="0"/>
-              <w:autoSpaceDN w:val="0"/>
-              <w:adjustRightInd w:val="0"/>
-              <w:rPr>
-                <w:sz w:val="16"/>
-                <w:szCs w:val="16"/>
-              </w:rPr>
-            </w:pPr>
-          </w:p>
-        </w:tc>
-        <w:tc>
-          <w:tcPr>
-            <w:tcW w:w="2255" w:type="dxa"/>
-            <w:tcBorders>
-              <w:top w:val="nil"/>
-              <w:left w:val="nil"/>
-              <w:bottom w:val="nil"/>
-              <w:right w:val="nil"/>
-            </w:tcBorders>
-            <w:shd w:val="clear" w:color="auto" w:fill="auto"/>
-          </w:tcPr>
-          <w:p>
-            <w:pPr>
-              <w:autoSpaceDE w:val="0"/>
-              <w:autoSpaceDN w:val="0"/>
-              <w:adjustRightInd w:val="0"/>
-              <w:jc w:val="center"/>
-              <w:rPr>
-                <w:sz w:val="16"/>
-                <w:szCs w:val="16"/>
-              </w:rPr>
-            </w:pPr>
-            <w:r>
-              <w:rPr>
-                <w:sz w:val="16"/>
-                <w:szCs w:val="16"/>
-              </w:rPr>
-              <w:t>дата</w:t>
-            </w:r>
-          </w:p>
-        </w:tc>
-        <w:tc>
-          <w:tcPr>
-            <w:tcW w:w="2475" w:type="dxa"/>
-            <w:tcBorders>
-              <w:top w:val="nil"/>
-              <w:left w:val="nil"/>
-              <w:bottom w:val="nil"/>
-              <w:right w:val="nil"/>
-            </w:tcBorders>
             <w:shd w:val="clear" w:color="auto" w:fill="auto"/>
           </w:tcPr>
           <w:p>
@@ -5684,6 +5591,9 @@
         <w:autoSpaceDE w:val="0"/>
         <w:autoSpaceDN w:val="0"/>
         <w:adjustRightInd w:val="0"/>
+        <w:rPr>
+          <w:lang w:val="en-US"/>
+        </w:rPr>
       </w:pPr>
     </w:p>
     <w:sectPr>
